--- a/Question 2 - Test Results MDD.docx
+++ b/Question 2 - Test Results MDD.docx
@@ -1293,20 +1293,18 @@
                 <w:rFonts w:ascii="Times New Roman" w:hAnsi="Times New Roman" w:cs="Times New Roman"/>
               </w:rPr>
             </w:pPr>
-            <w:proofErr w:type="spellStart"/>
-            <w:r>
-              <w:rPr>
-                <w:rFonts w:ascii="Times New Roman" w:hAnsi="Times New Roman" w:cs="Times New Roman"/>
-              </w:rPr>
-              <w:t>claim_metadata</w:t>
-            </w:r>
-            <w:r>
-              <w:rPr>
-                <w:rFonts w:ascii="Times New Roman" w:hAnsi="Times New Roman" w:cs="Times New Roman"/>
-              </w:rPr>
-              <w:t>.pkl</w:t>
-            </w:r>
-            <w:proofErr w:type="spellEnd"/>
+            <w:r>
+              <w:rPr>
+                <w:rFonts w:ascii="Times New Roman" w:hAnsi="Times New Roman" w:cs="Times New Roman"/>
+              </w:rPr>
+              <w:t>detect_intent</w:t>
+            </w:r>
+            <w:r>
+              <w:rPr>
+                <w:rFonts w:ascii="Times New Roman" w:hAnsi="Times New Roman" w:cs="Times New Roman"/>
+              </w:rPr>
+              <w:t>.py</w:t>
+            </w:r>
           </w:p>
         </w:tc>
         <w:tc>
@@ -1325,7 +1323,19 @@
               <w:rPr>
                 <w:rFonts w:ascii="Times New Roman" w:hAnsi="Times New Roman" w:cs="Times New Roman"/>
               </w:rPr>
-              <w:t>Metadata of claims submitted</w:t>
+              <w:t xml:space="preserve">Agent to identify user choice. If user want to </w:t>
+            </w:r>
+            <w:r>
+              <w:rPr>
+                <w:rFonts w:ascii="Times New Roman" w:hAnsi="Times New Roman" w:cs="Times New Roman"/>
+              </w:rPr>
+              <w:t xml:space="preserve">update policy or raise claim or </w:t>
+            </w:r>
+            <w:r>
+              <w:rPr>
+                <w:rFonts w:ascii="Times New Roman" w:hAnsi="Times New Roman" w:cs="Times New Roman"/>
+              </w:rPr>
+              <w:t>evaluate policy.</w:t>
             </w:r>
           </w:p>
         </w:tc>
@@ -1343,20 +1353,18 @@
                 <w:rFonts w:ascii="Times New Roman" w:hAnsi="Times New Roman" w:cs="Times New Roman"/>
               </w:rPr>
             </w:pPr>
-            <w:proofErr w:type="spellStart"/>
-            <w:r>
-              <w:rPr>
-                <w:rFonts w:ascii="Times New Roman" w:hAnsi="Times New Roman" w:cs="Times New Roman"/>
-              </w:rPr>
-              <w:t>claim_counter</w:t>
-            </w:r>
-            <w:r>
-              <w:rPr>
-                <w:rFonts w:ascii="Times New Roman" w:hAnsi="Times New Roman" w:cs="Times New Roman"/>
-              </w:rPr>
-              <w:t>.pkl</w:t>
-            </w:r>
-            <w:proofErr w:type="spellEnd"/>
+            <w:r>
+              <w:rPr>
+                <w:rFonts w:ascii="Times New Roman" w:hAnsi="Times New Roman" w:cs="Times New Roman"/>
+              </w:rPr>
+              <w:t>llm_gpt</w:t>
+            </w:r>
+            <w:r>
+              <w:rPr>
+                <w:rFonts w:ascii="Times New Roman" w:hAnsi="Times New Roman" w:cs="Times New Roman"/>
+              </w:rPr>
+              <w:t>.py</w:t>
+            </w:r>
           </w:p>
         </w:tc>
         <w:tc>
@@ -1375,7 +1383,7 @@
               <w:rPr>
                 <w:rFonts w:ascii="Times New Roman" w:hAnsi="Times New Roman" w:cs="Times New Roman"/>
               </w:rPr>
-              <w:t>File to save last claim number</w:t>
+              <w:t>Has the chat GPT model defined</w:t>
             </w:r>
           </w:p>
         </w:tc>
@@ -1396,20 +1404,18 @@
                 <w:rFonts w:ascii="Times New Roman" w:hAnsi="Times New Roman" w:cs="Times New Roman"/>
               </w:rPr>
             </w:pPr>
-            <w:proofErr w:type="spellStart"/>
-            <w:r>
-              <w:rPr>
-                <w:rFonts w:ascii="Times New Roman" w:hAnsi="Times New Roman" w:cs="Times New Roman"/>
-              </w:rPr>
-              <w:t>claim_status</w:t>
-            </w:r>
-            <w:r>
-              <w:rPr>
-                <w:rFonts w:ascii="Times New Roman" w:hAnsi="Times New Roman" w:cs="Times New Roman"/>
-              </w:rPr>
-              <w:t>.pkl</w:t>
-            </w:r>
-            <w:proofErr w:type="spellEnd"/>
+            <w:r>
+              <w:rPr>
+                <w:rFonts w:ascii="Times New Roman" w:hAnsi="Times New Roman" w:cs="Times New Roman"/>
+              </w:rPr>
+              <w:t>app_gpt</w:t>
+            </w:r>
+            <w:r>
+              <w:rPr>
+                <w:rFonts w:ascii="Times New Roman" w:hAnsi="Times New Roman" w:cs="Times New Roman"/>
+              </w:rPr>
+              <w:t>.py</w:t>
+            </w:r>
           </w:p>
         </w:tc>
         <w:tc>
@@ -1428,7 +1434,7 @@
               <w:rPr>
                 <w:rFonts w:ascii="Times New Roman" w:hAnsi="Times New Roman" w:cs="Times New Roman"/>
               </w:rPr>
-              <w:t>File to save claim status</w:t>
+              <w:t>Main screen that will help to redirect between pages using chat GPT based on user intent.</w:t>
             </w:r>
           </w:p>
         </w:tc>
@@ -1451,25 +1457,13 @@
               <w:rPr>
                 <w:rFonts w:ascii="Times New Roman" w:hAnsi="Times New Roman" w:cs="Times New Roman"/>
               </w:rPr>
-              <w:t>C</w:t>
-            </w:r>
-            <w:r>
-              <w:rPr>
-                <w:rFonts w:ascii="Times New Roman" w:hAnsi="Times New Roman" w:cs="Times New Roman"/>
-              </w:rPr>
-              <w:t>laims</w:t>
-            </w:r>
-            <w:r>
-              <w:rPr>
-                <w:rFonts w:ascii="Times New Roman" w:hAnsi="Times New Roman" w:cs="Times New Roman"/>
-              </w:rPr>
-              <w:t>.</w:t>
-            </w:r>
-            <w:r>
-              <w:rPr>
-                <w:rFonts w:ascii="Times New Roman" w:hAnsi="Times New Roman" w:cs="Times New Roman"/>
-              </w:rPr>
-              <w:t>faiss</w:t>
+              <w:t>claim_metadata</w:t>
+            </w:r>
+            <w:r>
+              <w:rPr>
+                <w:rFonts w:ascii="Times New Roman" w:hAnsi="Times New Roman" w:cs="Times New Roman"/>
+              </w:rPr>
+              <w:t>.pkl</w:t>
             </w:r>
             <w:proofErr w:type="spellEnd"/>
           </w:p>
@@ -1490,7 +1484,7 @@
               <w:rPr>
                 <w:rFonts w:ascii="Times New Roman" w:hAnsi="Times New Roman" w:cs="Times New Roman"/>
               </w:rPr>
-              <w:t>Embedded claim details</w:t>
+              <w:t>Metadata of claims submitted</w:t>
             </w:r>
           </w:p>
         </w:tc>
@@ -1516,23 +1510,15 @@
               <w:rPr>
                 <w:rFonts w:ascii="Times New Roman" w:hAnsi="Times New Roman" w:cs="Times New Roman"/>
               </w:rPr>
-              <w:t>insurance_</w:t>
-            </w:r>
-            <w:proofErr w:type="gramStart"/>
-            <w:r>
-              <w:rPr>
-                <w:rFonts w:ascii="Times New Roman" w:hAnsi="Times New Roman" w:cs="Times New Roman"/>
-              </w:rPr>
-              <w:t>policy</w:t>
-            </w:r>
-            <w:r>
-              <w:rPr>
-                <w:rFonts w:ascii="Times New Roman" w:hAnsi="Times New Roman" w:cs="Times New Roman"/>
-              </w:rPr>
-              <w:t>.faiss</w:t>
+              <w:t>claim_counter</w:t>
+            </w:r>
+            <w:r>
+              <w:rPr>
+                <w:rFonts w:ascii="Times New Roman" w:hAnsi="Times New Roman" w:cs="Times New Roman"/>
+              </w:rPr>
+              <w:t>.pkl</w:t>
             </w:r>
             <w:proofErr w:type="spellEnd"/>
-            <w:proofErr w:type="gramEnd"/>
           </w:p>
         </w:tc>
         <w:tc>
@@ -1551,7 +1537,7 @@
               <w:rPr>
                 <w:rFonts w:ascii="Times New Roman" w:hAnsi="Times New Roman" w:cs="Times New Roman"/>
               </w:rPr>
-              <w:t>Embedded Claim policy</w:t>
+              <w:t>File to save last claim number</w:t>
             </w:r>
           </w:p>
         </w:tc>
@@ -1574,7 +1560,7 @@
               <w:rPr>
                 <w:rFonts w:ascii="Times New Roman" w:hAnsi="Times New Roman" w:cs="Times New Roman"/>
               </w:rPr>
-              <w:t>insurance_policy</w:t>
+              <w:t>claim_status</w:t>
             </w:r>
             <w:r>
               <w:rPr>
@@ -1593,6 +1579,162 @@
             <w:pPr>
               <w:spacing w:after="160" w:line="278" w:lineRule="auto"/>
               <w:cnfStyle w:val="000000000000" w:firstRow="0" w:lastRow="0" w:firstColumn="0" w:lastColumn="0" w:oddVBand="0" w:evenVBand="0" w:oddHBand="0" w:evenHBand="0" w:firstRowFirstColumn="0" w:firstRowLastColumn="0" w:lastRowFirstColumn="0" w:lastRowLastColumn="0"/>
+              <w:rPr>
+                <w:rFonts w:ascii="Times New Roman" w:hAnsi="Times New Roman" w:cs="Times New Roman"/>
+              </w:rPr>
+            </w:pPr>
+            <w:r>
+              <w:rPr>
+                <w:rFonts w:ascii="Times New Roman" w:hAnsi="Times New Roman" w:cs="Times New Roman"/>
+              </w:rPr>
+              <w:t>File to save claim status</w:t>
+            </w:r>
+          </w:p>
+        </w:tc>
+      </w:tr>
+      <w:tr>
+        <w:trPr>
+          <w:cnfStyle w:val="000000100000" w:firstRow="0" w:lastRow="0" w:firstColumn="0" w:lastColumn="0" w:oddVBand="0" w:evenVBand="0" w:oddHBand="1" w:evenHBand="0" w:firstRowFirstColumn="0" w:firstRowLastColumn="0" w:lastRowFirstColumn="0" w:lastRowLastColumn="0"/>
+        </w:trPr>
+        <w:tc>
+          <w:tcPr>
+            <w:cnfStyle w:val="001000000000" w:firstRow="0" w:lastRow="0" w:firstColumn="1" w:lastColumn="0" w:oddVBand="0" w:evenVBand="0" w:oddHBand="0" w:evenHBand="0" w:firstRowFirstColumn="0" w:firstRowLastColumn="0" w:lastRowFirstColumn="0" w:lastRowLastColumn="0"/>
+            <w:tcW w:w="2830" w:type="dxa"/>
+          </w:tcPr>
+          <w:p>
+            <w:pPr>
+              <w:spacing w:after="160" w:line="278" w:lineRule="auto"/>
+              <w:rPr>
+                <w:rFonts w:ascii="Times New Roman" w:hAnsi="Times New Roman" w:cs="Times New Roman"/>
+              </w:rPr>
+            </w:pPr>
+            <w:proofErr w:type="spellStart"/>
+            <w:r>
+              <w:rPr>
+                <w:rFonts w:ascii="Times New Roman" w:hAnsi="Times New Roman" w:cs="Times New Roman"/>
+              </w:rPr>
+              <w:t>Claims</w:t>
+            </w:r>
+            <w:r>
+              <w:rPr>
+                <w:rFonts w:ascii="Times New Roman" w:hAnsi="Times New Roman" w:cs="Times New Roman"/>
+              </w:rPr>
+              <w:t>.faiss</w:t>
+            </w:r>
+            <w:proofErr w:type="spellEnd"/>
+          </w:p>
+        </w:tc>
+        <w:tc>
+          <w:tcPr>
+            <w:tcW w:w="6186" w:type="dxa"/>
+          </w:tcPr>
+          <w:p>
+            <w:pPr>
+              <w:spacing w:after="160" w:line="278" w:lineRule="auto"/>
+              <w:cnfStyle w:val="000000100000" w:firstRow="0" w:lastRow="0" w:firstColumn="0" w:lastColumn="0" w:oddVBand="0" w:evenVBand="0" w:oddHBand="1" w:evenHBand="0" w:firstRowFirstColumn="0" w:firstRowLastColumn="0" w:lastRowFirstColumn="0" w:lastRowLastColumn="0"/>
+              <w:rPr>
+                <w:rFonts w:ascii="Times New Roman" w:hAnsi="Times New Roman" w:cs="Times New Roman"/>
+              </w:rPr>
+            </w:pPr>
+            <w:r>
+              <w:rPr>
+                <w:rFonts w:ascii="Times New Roman" w:hAnsi="Times New Roman" w:cs="Times New Roman"/>
+              </w:rPr>
+              <w:t>Embedded claim details</w:t>
+            </w:r>
+          </w:p>
+        </w:tc>
+      </w:tr>
+      <w:tr>
+        <w:tc>
+          <w:tcPr>
+            <w:cnfStyle w:val="001000000000" w:firstRow="0" w:lastRow="0" w:firstColumn="1" w:lastColumn="0" w:oddVBand="0" w:evenVBand="0" w:oddHBand="0" w:evenHBand="0" w:firstRowFirstColumn="0" w:firstRowLastColumn="0" w:lastRowFirstColumn="0" w:lastRowLastColumn="0"/>
+            <w:tcW w:w="2830" w:type="dxa"/>
+          </w:tcPr>
+          <w:p>
+            <w:pPr>
+              <w:spacing w:after="160" w:line="278" w:lineRule="auto"/>
+              <w:rPr>
+                <w:rFonts w:ascii="Times New Roman" w:hAnsi="Times New Roman" w:cs="Times New Roman"/>
+              </w:rPr>
+            </w:pPr>
+            <w:proofErr w:type="spellStart"/>
+            <w:r>
+              <w:rPr>
+                <w:rFonts w:ascii="Times New Roman" w:hAnsi="Times New Roman" w:cs="Times New Roman"/>
+              </w:rPr>
+              <w:t>insurance_policy</w:t>
+            </w:r>
+            <w:r>
+              <w:rPr>
+                <w:rFonts w:ascii="Times New Roman" w:hAnsi="Times New Roman" w:cs="Times New Roman"/>
+              </w:rPr>
+              <w:t>.faiss</w:t>
+            </w:r>
+            <w:proofErr w:type="spellEnd"/>
+          </w:p>
+        </w:tc>
+        <w:tc>
+          <w:tcPr>
+            <w:tcW w:w="6186" w:type="dxa"/>
+          </w:tcPr>
+          <w:p>
+            <w:pPr>
+              <w:spacing w:after="160" w:line="278" w:lineRule="auto"/>
+              <w:cnfStyle w:val="000000000000" w:firstRow="0" w:lastRow="0" w:firstColumn="0" w:lastColumn="0" w:oddVBand="0" w:evenVBand="0" w:oddHBand="0" w:evenHBand="0" w:firstRowFirstColumn="0" w:firstRowLastColumn="0" w:lastRowFirstColumn="0" w:lastRowLastColumn="0"/>
+              <w:rPr>
+                <w:rFonts w:ascii="Times New Roman" w:hAnsi="Times New Roman" w:cs="Times New Roman"/>
+              </w:rPr>
+            </w:pPr>
+            <w:r>
+              <w:rPr>
+                <w:rFonts w:ascii="Times New Roman" w:hAnsi="Times New Roman" w:cs="Times New Roman"/>
+              </w:rPr>
+              <w:t>Embedded Claim policy</w:t>
+            </w:r>
+          </w:p>
+        </w:tc>
+      </w:tr>
+      <w:tr>
+        <w:trPr>
+          <w:cnfStyle w:val="000000100000" w:firstRow="0" w:lastRow="0" w:firstColumn="0" w:lastColumn="0" w:oddVBand="0" w:evenVBand="0" w:oddHBand="1" w:evenHBand="0" w:firstRowFirstColumn="0" w:firstRowLastColumn="0" w:lastRowFirstColumn="0" w:lastRowLastColumn="0"/>
+        </w:trPr>
+        <w:tc>
+          <w:tcPr>
+            <w:cnfStyle w:val="001000000000" w:firstRow="0" w:lastRow="0" w:firstColumn="1" w:lastColumn="0" w:oddVBand="0" w:evenVBand="0" w:oddHBand="0" w:evenHBand="0" w:firstRowFirstColumn="0" w:firstRowLastColumn="0" w:lastRowFirstColumn="0" w:lastRowLastColumn="0"/>
+            <w:tcW w:w="2830" w:type="dxa"/>
+          </w:tcPr>
+          <w:p>
+            <w:pPr>
+              <w:spacing w:after="160" w:line="278" w:lineRule="auto"/>
+              <w:rPr>
+                <w:rFonts w:ascii="Times New Roman" w:hAnsi="Times New Roman" w:cs="Times New Roman"/>
+              </w:rPr>
+            </w:pPr>
+            <w:proofErr w:type="spellStart"/>
+            <w:r>
+              <w:rPr>
+                <w:rFonts w:ascii="Times New Roman" w:hAnsi="Times New Roman" w:cs="Times New Roman"/>
+              </w:rPr>
+              <w:t>insurance_policy</w:t>
+            </w:r>
+            <w:r>
+              <w:rPr>
+                <w:rFonts w:ascii="Times New Roman" w:hAnsi="Times New Roman" w:cs="Times New Roman"/>
+              </w:rPr>
+              <w:t>.pkl</w:t>
+            </w:r>
+            <w:proofErr w:type="spellEnd"/>
+          </w:p>
+        </w:tc>
+        <w:tc>
+          <w:tcPr>
+            <w:tcW w:w="6186" w:type="dxa"/>
+          </w:tcPr>
+          <w:p>
+            <w:pPr>
+              <w:spacing w:after="160" w:line="278" w:lineRule="auto"/>
+              <w:cnfStyle w:val="000000100000" w:firstRow="0" w:lastRow="0" w:firstColumn="0" w:lastColumn="0" w:oddVBand="0" w:evenVBand="0" w:oddHBand="1" w:evenHBand="0" w:firstRowFirstColumn="0" w:firstRowLastColumn="0" w:lastRowFirstColumn="0" w:lastRowLastColumn="0"/>
               <w:rPr>
                 <w:rFonts w:ascii="Times New Roman" w:hAnsi="Times New Roman" w:cs="Times New Roman"/>
               </w:rPr>
@@ -2113,6 +2255,9 @@
     <w:p/>
     <w:p>
       <w:r>
+        <w:rPr>
+          <w:noProof/>
+        </w:rPr>
         <w:lastRenderedPageBreak/>
         <w:drawing>
           <wp:inline distT="0" distB="0" distL="0" distR="0" wp14:anchorId="092B1082" wp14:editId="2621A46A">
@@ -2154,6 +2299,9 @@
     <w:p/>
     <w:p>
       <w:r>
+        <w:rPr>
+          <w:noProof/>
+        </w:rPr>
         <w:drawing>
           <wp:inline distT="0" distB="0" distL="0" distR="0" wp14:anchorId="73C0F299" wp14:editId="4C1CC01F">
             <wp:extent cx="5731510" cy="1824990"/>
@@ -2194,6 +2342,9 @@
     <w:p/>
     <w:p>
       <w:r>
+        <w:rPr>
+          <w:noProof/>
+        </w:rPr>
         <w:drawing>
           <wp:inline distT="0" distB="0" distL="0" distR="0" wp14:anchorId="2CC2315B" wp14:editId="2EBECA8F">
             <wp:extent cx="5731510" cy="2287270"/>
@@ -2235,6 +2386,9 @@
     <w:p/>
     <w:p>
       <w:r>
+        <w:rPr>
+          <w:noProof/>
+        </w:rPr>
         <w:lastRenderedPageBreak/>
         <w:drawing>
           <wp:inline distT="0" distB="0" distL="0" distR="0" wp14:anchorId="72A43B29" wp14:editId="538A70AE">
@@ -2277,6 +2431,9 @@
     <w:p/>
     <w:p>
       <w:r>
+        <w:rPr>
+          <w:noProof/>
+        </w:rPr>
         <w:drawing>
           <wp:inline distT="0" distB="0" distL="0" distR="0" wp14:anchorId="01BABDF8" wp14:editId="2CFCB1EE">
             <wp:extent cx="5731510" cy="2301875"/>
@@ -2315,7 +2472,45 @@
       </w:r>
     </w:p>
     <w:p/>
-    <w:p/>
+    <w:p>
+      <w:r>
+        <w:drawing>
+          <wp:inline distT="0" distB="0" distL="0" distR="0" wp14:anchorId="3F660FC0" wp14:editId="2EE4BF5F">
+            <wp:extent cx="5731510" cy="2542540"/>
+            <wp:effectExtent l="0" t="0" r="2540" b="0"/>
+            <wp:docPr id="854176768" name="Picture 1"/>
+            <wp:cNvGraphicFramePr>
+              <a:graphicFrameLocks xmlns:a="http://schemas.openxmlformats.org/drawingml/2006/main" noChangeAspect="1"/>
+            </wp:cNvGraphicFramePr>
+            <a:graphic xmlns:a="http://schemas.openxmlformats.org/drawingml/2006/main">
+              <a:graphicData uri="http://schemas.openxmlformats.org/drawingml/2006/picture">
+                <pic:pic xmlns:pic="http://schemas.openxmlformats.org/drawingml/2006/picture">
+                  <pic:nvPicPr>
+                    <pic:cNvPr id="854176768" name=""/>
+                    <pic:cNvPicPr/>
+                  </pic:nvPicPr>
+                  <pic:blipFill>
+                    <a:blip r:embed="rId20"/>
+                    <a:stretch>
+                      <a:fillRect/>
+                    </a:stretch>
+                  </pic:blipFill>
+                  <pic:spPr>
+                    <a:xfrm>
+                      <a:off x="0" y="0"/>
+                      <a:ext cx="5731510" cy="2542540"/>
+                    </a:xfrm>
+                    <a:prstGeom prst="rect">
+                      <a:avLst/>
+                    </a:prstGeom>
+                  </pic:spPr>
+                </pic:pic>
+              </a:graphicData>
+            </a:graphic>
+          </wp:inline>
+        </w:drawing>
+      </w:r>
+    </w:p>
     <w:sectPr>
       <w:pgSz w:w="11906" w:h="16838"/>
       <w:pgMar w:top="1440" w:right="1440" w:bottom="1440" w:left="1440" w:header="708" w:footer="708" w:gutter="0"/>
@@ -3364,6 +3559,7 @@
   <w:style w:type="character" w:default="1" w:styleId="DefaultParagraphFont">
     <w:name w:val="Default Paragraph Font"/>
     <w:uiPriority w:val="1"/>
+    <w:semiHidden/>
     <w:unhideWhenUsed/>
   </w:style>
   <w:style w:type="table" w:default="1" w:styleId="TableNormal">
